--- a/site/main/templates/documents/example.docx
+++ b/site/main/templates/documents/example.docx
@@ -84,7 +84,41 @@
           <w:sz w:val="28"/>
           <w:szCs w:val="28"/>
         </w:rPr>
-        <w:t xml:space="preserve"> городе {{ Город проживания }} и родился</w:t>
+        <w:t xml:space="preserve"> городе {{ </w:t>
+      </w:r>
+      <w:proofErr w:type="spellStart"/>
+      <w:r>
+        <w:rPr>
+          <w:rFonts w:ascii="Times New Roman" w:hAnsi="Times New Roman" w:cs="Times New Roman"/>
+          <w:sz w:val="28"/>
+          <w:szCs w:val="28"/>
+        </w:rPr>
+        <w:t>Город</w:t>
+      </w:r>
+      <w:r>
+        <w:rPr>
+          <w:rFonts w:ascii="Times New Roman" w:hAnsi="Times New Roman" w:cs="Times New Roman"/>
+          <w:sz w:val="28"/>
+          <w:szCs w:val="28"/>
+        </w:rPr>
+        <w:t>_</w:t>
+      </w:r>
+      <w:r>
+        <w:rPr>
+          <w:rFonts w:ascii="Times New Roman" w:hAnsi="Times New Roman" w:cs="Times New Roman"/>
+          <w:sz w:val="28"/>
+          <w:szCs w:val="28"/>
+        </w:rPr>
+        <w:t>проживания</w:t>
+      </w:r>
+      <w:proofErr w:type="spellEnd"/>
+      <w:r>
+        <w:rPr>
+          <w:rFonts w:ascii="Times New Roman" w:hAnsi="Times New Roman" w:cs="Times New Roman"/>
+          <w:sz w:val="28"/>
+          <w:szCs w:val="28"/>
+        </w:rPr>
+        <w:t xml:space="preserve"> }} и родился</w:t>
       </w:r>
       <w:r>
         <w:rPr>
@@ -110,13 +144,39 @@
         </w:rPr>
         <w:t>{{</w:t>
       </w:r>
-      <w:r>
-        <w:rPr>
-          <w:rFonts w:ascii="Times New Roman" w:hAnsi="Times New Roman" w:cs="Times New Roman"/>
-          <w:sz w:val="28"/>
-          <w:szCs w:val="28"/>
-        </w:rPr>
-        <w:t>Дата рождения }}</w:t>
+      <w:proofErr w:type="spellStart"/>
+      <w:r>
+        <w:rPr>
+          <w:rFonts w:ascii="Times New Roman" w:hAnsi="Times New Roman" w:cs="Times New Roman"/>
+          <w:sz w:val="28"/>
+          <w:szCs w:val="28"/>
+        </w:rPr>
+        <w:t>Дата</w:t>
+      </w:r>
+      <w:r>
+        <w:rPr>
+          <w:rFonts w:ascii="Times New Roman" w:hAnsi="Times New Roman" w:cs="Times New Roman"/>
+          <w:sz w:val="28"/>
+          <w:szCs w:val="28"/>
+        </w:rPr>
+        <w:t>_</w:t>
+      </w:r>
+      <w:r>
+        <w:rPr>
+          <w:rFonts w:ascii="Times New Roman" w:hAnsi="Times New Roman" w:cs="Times New Roman"/>
+          <w:sz w:val="28"/>
+          <w:szCs w:val="28"/>
+        </w:rPr>
+        <w:t>рождения</w:t>
+      </w:r>
+      <w:proofErr w:type="spellEnd"/>
+      <w:r>
+        <w:rPr>
+          <w:rFonts w:ascii="Times New Roman" w:hAnsi="Times New Roman" w:cs="Times New Roman"/>
+          <w:sz w:val="28"/>
+          <w:szCs w:val="28"/>
+        </w:rPr>
+        <w:t xml:space="preserve"> }}</w:t>
       </w:r>
       <w:r>
         <w:rPr>
@@ -212,10 +272,18 @@
           <w:sz w:val="28"/>
           <w:szCs w:val="28"/>
         </w:rPr>
-        <w:t>Подпись: ___________</w:t>
+        <w:t>Подпись: __</w:t>
       </w:r>
       <w:bookmarkStart w:id="0" w:name="_GoBack"/>
       <w:bookmarkEnd w:id="0"/>
+      <w:r>
+        <w:rPr>
+          <w:rFonts w:ascii="Times New Roman" w:hAnsi="Times New Roman" w:cs="Times New Roman"/>
+          <w:sz w:val="28"/>
+          <w:szCs w:val="28"/>
+        </w:rPr>
+        <w:t>_________</w:t>
+      </w:r>
     </w:p>
     <w:sectPr>
       <w:pgSz w:w="11906" w:h="16838"/>
